--- a/extension_agreement_template.docx
+++ b/extension_agreement_template.docx
@@ -507,7 +507,7 @@
           <w:rFonts w:ascii="Sylfaen" w:eastAsia="GHEA Grapalat" w:hAnsi="Sylfaen" w:cs="GHEA Grapalat"/>
         </w:rPr>
         <w:tab/>
-        <w:t>{{TENANT_NAME}}</w:t>
+        <w:t>{{TENANT_NAME_QUOTED}}</w:t>
       </w:r>
     </w:p>
     <w:p>
